--- a/docs/RE-MAX-Platinum-Agent-Guide.docx
+++ b/docs/RE-MAX-Platinum-Agent-Guide.docx
@@ -3204,6 +3204,74 @@
         <w:t xml:space="preserve">Lost is not a failure and carries no penalty — but it does need a reason, and the reasons offered depend on the stage the lead is in, so the record means something later.</w:t>
       </w:r>
     </w:p>
+    <w:p>
+      <w:pPr>
+        <w:spacing w:after="40"/>
+      </w:pPr>
+    </w:p>
+    <w:tbl>
+      <w:tblPr>
+        <w:tblW w:type="dxa" w:w="9360"/>
+        <w:tblBorders>
+          <w:top w:val="none"/>
+          <w:left w:val="single" w:color="1E3A5F" w:sz="18"/>
+          <w:bottom w:val="none"/>
+          <w:right w:val="none"/>
+          <w:insideH w:val="none"/>
+          <w:insideV w:val="none"/>
+        </w:tblBorders>
+      </w:tblPr>
+      <w:tblGrid>
+        <w:gridCol w:w="9360"/>
+      </w:tblGrid>
+      <w:tr>
+        <w:tc>
+          <w:tcPr>
+            <w:tcW w:type="dxa" w:w="9360"/>
+            <w:shd w:fill="F1F4F8" w:val="clear"/>
+            <w:tcMar>
+              <w:top w:type="dxa" w:w="160"/>
+              <w:left w:type="dxa" w:w="220"/>
+              <w:bottom w:type="dxa" w:w="160"/>
+              <w:right w:type="dxa" w:w="220"/>
+            </w:tcMar>
+          </w:tcPr>
+          <w:p>
+            <w:pPr>
+              <w:spacing w:after="70"/>
+            </w:pPr>
+            <w:r>
+              <w:rPr>
+                <w:b/>
+                <w:bCs/>
+                <w:color w:val="1E3A5F"/>
+                <w:sz w:val="21"/>
+                <w:szCs w:val="21"/>
+              </w:rPr>
+              <w:t xml:space="preserve">You cannot go straight from New to Lost</w:t>
+            </w:r>
+          </w:p>
+          <w:p>
+            <w:pPr>
+              <w:spacing w:line="288"/>
+            </w:pPr>
+            <w:r>
+              <w:rPr>
+                <w:color w:val="232323"/>
+                <w:sz w:val="20"/>
+                <w:szCs w:val="20"/>
+              </w:rPr>
+              <w:t xml:space="preserve">A brand-new lead has to be moved to Attempted contact first — then Lost becomes available, with Bad number, Wrong number and Email bounced as the reasons. That is two saves a few seconds apart, and it is deliberate: those reasons all describe something you found out by trying, so logging the attempt is just recording the call you made. You also earn the point for it.</w:t>
+            </w:r>
+          </w:p>
+        </w:tc>
+      </w:tr>
+    </w:tbl>
+    <w:p>
+      <w:pPr>
+        <w:spacing w:after="140"/>
+      </w:pPr>
+    </w:p>
     <w:tbl>
       <w:tblPr>
         <w:tblW w:type="dxa" w:w="9360"/>
@@ -3495,7 +3563,7 @@
           <w:sz w:val="19"/>
           <w:szCs w:val="19"/>
         </w:rPr>
-        <w:t xml:space="preserve">“No response after 6 attempts” unlocks once you have logged six Attempted contact updates on that lead. Because a reason is required, Lost is the one thing you cannot set by text — open the lead to do it.</w:t>
+        <w:t xml:space="preserve">“No response after 6 attempts” unlocks once you have logged six Attempted contact updates on this lead in your current run at it. If a seller comes back after being marked Lost, the count starts over — six fresh attempts. Because a reason is always required, Lost is the one thing you cannot set by text; open the lead to do it.</w:t>
       </w:r>
     </w:p>
     <w:p>

--- a/docs/RE-MAX-Platinum-Agent-Guide.docx
+++ b/docs/RE-MAX-Platinum-Agent-Guide.docx
@@ -3345,7 +3345,7 @@
         <w:spacing w:after="140" w:line="288" w:lineRule="auto"/>
       </w:pPr>
       <w:r>
-        <w:t xml:space="preserve">The offer text and email deliberately hold back the seller’s name and contact details. What you get up front is the location, the estimated value and the deadline, which is what you need to decide if you will take the lead.</w:t>
+        <w:t xml:space="preserve">The offer holds back any way to contact the seller or find their home. What you get up front is their first name, the city, the estimated value, their timeframe and the deadline, which is what you need to decide if you will take the lead. Their phone number, email address and the street address arrive the moment you accept.</w:t>
       </w:r>
     </w:p>
     <w:p>
